--- a/pico notes.docx
+++ b/pico notes.docx
@@ -742,7 +742,16 @@
       </w:pPr>
       <w:r>
         <w:rPr/>
-      </w:r>
+        <w:t xml:space="preserve">refer for setup file in: </w:t>
+      </w:r>
+      <w:hyperlink r:id="rId11">
+        <w:r>
+          <w:rPr>
+            <w:rStyle w:val="Hyperlink"/>
+          </w:rPr>
+          <w:t>https://github.com/raspberrypi/pico-setup.git</w:t>
+        </w:r>
+      </w:hyperlink>
     </w:p>
     <w:p>
       <w:pPr>
@@ -798,7 +807,7 @@
         </w:rPr>
         <w:t xml:space="preserve"> </w:t>
       </w:r>
-      <w:hyperlink r:id="rId11">
+      <w:hyperlink r:id="rId12">
         <w:r>
           <w:rPr>
             <w:rStyle w:val="Hyperlink"/>
@@ -814,7 +823,7 @@
         <w:rPr/>
         <w:br/>
       </w:r>
-      <w:hyperlink r:id="rId12">
+      <w:hyperlink r:id="rId13">
         <w:r>
           <w:rPr>
             <w:rStyle w:val="Hyperlink"/>
@@ -836,7 +845,7 @@
         <w:br/>
         <w:t xml:space="preserve">linux docker setup: </w:t>
       </w:r>
-      <w:hyperlink r:id="rId13">
+      <w:hyperlink r:id="rId14">
         <w:r>
           <w:rPr>
             <w:rStyle w:val="Hyperlink"/>
@@ -2631,7 +2640,7 @@
                     </pic:cNvPicPr>
                   </pic:nvPicPr>
                   <pic:blipFill>
-                    <a:blip r:embed="rId14"/>
+                    <a:blip r:embed="rId15"/>
                     <a:stretch>
                       <a:fillRect/>
                     </a:stretch>
@@ -3547,7 +3556,7 @@
                     </pic:cNvPicPr>
                   </pic:nvPicPr>
                   <pic:blipFill>
-                    <a:blip r:embed="rId15"/>
+                    <a:blip r:embed="rId16"/>
                     <a:stretch>
                       <a:fillRect/>
                     </a:stretch>
@@ -4065,7 +4074,7 @@
                     </pic:cNvPicPr>
                   </pic:nvPicPr>
                   <pic:blipFill>
-                    <a:blip r:embed="rId16"/>
+                    <a:blip r:embed="rId17"/>
                     <a:stretch>
                       <a:fillRect/>
                     </a:stretch>
@@ -4128,7 +4137,7 @@
           <w:szCs w:val="24"/>
         </w:rPr>
       </w:pPr>
-      <w:hyperlink r:id="rId17">
+      <w:hyperlink r:id="rId18">
         <w:r>
           <w:rPr>
             <w:rStyle w:val="Hyperlink"/>
@@ -4145,7 +4154,7 @@
         <w:spacing w:lineRule="auto" w:line="240" w:before="0" w:after="0"/>
         <w:rPr/>
       </w:pPr>
-      <w:hyperlink r:id="rId18">
+      <w:hyperlink r:id="rId19">
         <w:r>
           <w:rPr>
             <w:rStyle w:val="Hyperlink"/>
@@ -5020,7 +5029,7 @@
                     </pic:cNvPicPr>
                   </pic:nvPicPr>
                   <pic:blipFill>
-                    <a:blip r:embed="rId19"/>
+                    <a:blip r:embed="rId20"/>
                     <a:stretch>
                       <a:fillRect/>
                     </a:stretch>
@@ -5061,7 +5070,7 @@
                     </pic:cNvPicPr>
                   </pic:nvPicPr>
                   <pic:blipFill>
-                    <a:blip r:embed="rId20"/>
+                    <a:blip r:embed="rId21"/>
                     <a:stretch>
                       <a:fillRect/>
                     </a:stretch>
@@ -9829,7 +9838,7 @@
         </w:rPr>
         <w:t xml:space="preserve">For Zephyr rtos setup refer: </w:t>
       </w:r>
-      <w:hyperlink r:id="rId21">
+      <w:hyperlink r:id="rId22">
         <w:r>
           <w:rPr>
             <w:rStyle w:val="Hyperlink"/>
@@ -10110,7 +10119,7 @@
         </w:rPr>
         <w:t>&gt;west init -m </w:t>
       </w:r>
-      <w:hyperlink r:id="rId22" w:tgtFrame="_blank">
+      <w:hyperlink r:id="rId23" w:tgtFrame="_blank">
         <w:r>
           <w:rPr>
             <w:rStyle w:val="Hyperlink"/>
@@ -10274,7 +10283,7 @@
         </w:rPr>
         <w:t xml:space="preserve">Download Zephyr SDK minimal bundlefrom the official site and extract it to e.g. E:Embedde/pico/zephyr-sdk.​ </w:t>
       </w:r>
-      <w:hyperlink r:id="rId23">
+      <w:hyperlink r:id="rId24">
         <w:r>
           <w:rPr>
             <w:rStyle w:val="Hyperlink"/>
@@ -11449,7 +11458,7 @@
           <w:szCs w:val="24"/>
         </w:rPr>
       </w:pPr>
-      <w:hyperlink r:id="rId24">
+      <w:hyperlink r:id="rId25">
         <w:r>
           <w:rPr>
             <w:rStyle w:val="Hyperlink"/>
@@ -11467,7 +11476,7 @@
         <w:br/>
         <w:tab/>
       </w:r>
-      <w:hyperlink r:id="rId25">
+      <w:hyperlink r:id="rId26">
         <w:r>
           <w:rPr>
             <w:rStyle w:val="Hyperlink"/>
@@ -11585,7 +11594,7 @@
         </w:rPr>
         <w:t xml:space="preserve">Supported Boards : </w:t>
       </w:r>
-      <w:hyperlink r:id="rId26">
+      <w:hyperlink r:id="rId27">
         <w:r>
           <w:rPr>
             <w:rStyle w:val="Hyperlink"/>
@@ -11612,7 +11621,7 @@
         </w:rPr>
         <w:t xml:space="preserve">Zephyr workspace: </w:t>
       </w:r>
-      <w:hyperlink r:id="rId27">
+      <w:hyperlink r:id="rId28">
         <w:r>
           <w:rPr>
             <w:rStyle w:val="Hyperlink"/>
@@ -11649,7 +11658,7 @@
         </w:rPr>
         <w:t xml:space="preserve"> </w:t>
       </w:r>
-      <w:hyperlink r:id="rId28">
+      <w:hyperlink r:id="rId29">
         <w:r>
           <w:rPr>
             <w:rStyle w:val="Hyperlink"/>
@@ -11669,7 +11678,7 @@
           <w:szCs w:val="24"/>
         </w:rPr>
       </w:pPr>
-      <w:hyperlink r:id="rId29">
+      <w:hyperlink r:id="rId30">
         <w:r>
           <w:rPr>
             <w:rStyle w:val="Hyperlink"/>
@@ -18384,7 +18393,7 @@
     </w:p>
     <w:p>
       <w:pPr>
-        <w:pStyle w:val="BlockQuotationuser"/>
+        <w:pStyle w:val="BlockQuotation"/>
         <w:spacing w:lineRule="auto" w:line="240"/>
         <w:rPr>
           <w:sz w:val="24"/>
@@ -26046,15 +26055,15 @@
     <w:qFormat/>
     <w:rPr/>
   </w:style>
-  <w:style w:type="character" w:styleId="Bullets">
-    <w:name w:val="Bullets"/>
+  <w:style w:type="character" w:styleId="Bulletsuser">
+    <w:name w:val="Bullets (user)"/>
     <w:qFormat/>
     <w:rPr>
       <w:rFonts w:ascii="OpenSymbol" w:hAnsi="OpenSymbol" w:eastAsia="OpenSymbol" w:cs="OpenSymbol"/>
     </w:rPr>
   </w:style>
-  <w:style w:type="character" w:styleId="Bulletsuser">
-    <w:name w:val="Bullets (user)"/>
+  <w:style w:type="character" w:styleId="Bullets">
+    <w:name w:val="Bullets"/>
     <w:qFormat/>
     <w:rPr>
       <w:rFonts w:ascii="OpenSymbol" w:hAnsi="OpenSymbol" w:eastAsia="OpenSymbol" w:cs="OpenSymbol"/>
@@ -26215,8 +26224,8 @@
       <w:szCs w:val="12"/>
     </w:rPr>
   </w:style>
-  <w:style w:type="paragraph" w:styleId="BlockQuotationuser">
-    <w:name w:val="Block Quotation (user)"/>
+  <w:style w:type="paragraph" w:styleId="BlockQuotation">
+    <w:name w:val="Block Quotation"/>
     <w:basedOn w:val="Normal"/>
     <w:qFormat/>
     <w:pPr>
